--- a/Web/HTML/Chapter 1/Activity/HTML 1 Activity.docx
+++ b/Web/HTML/Chapter 1/Activity/HTML 1 Activity.docx
@@ -227,25 +227,7 @@
           <w:sz w:val="28"/>
           <w:szCs w:val="28"/>
         </w:rPr>
-        <w:t>Insert an image into your page using the &lt;</w:t>
-      </w:r>
-      <w:proofErr w:type="spellStart"/>
-      <w:r>
-        <w:rPr>
-          <w:rFonts w:ascii="Bahnschrift Light SemiCondensed" w:hAnsi="Bahnschrift Light SemiCondensed"/>
-          <w:sz w:val="28"/>
-          <w:szCs w:val="28"/>
-        </w:rPr>
-        <w:t>img</w:t>
-      </w:r>
-      <w:proofErr w:type="spellEnd"/>
-      <w:r>
-        <w:rPr>
-          <w:rFonts w:ascii="Bahnschrift Light SemiCondensed" w:hAnsi="Bahnschrift Light SemiCondensed"/>
-          <w:sz w:val="28"/>
-          <w:szCs w:val="28"/>
-        </w:rPr>
-        <w:t>&gt; tag. Use any image URL you prefer.</w:t>
+        <w:t>Insert an image into your page using the &lt;img&gt; tag. Use any image URL you prefer.</w:t>
       </w:r>
     </w:p>
     <w:p>
@@ -288,25 +270,7 @@
           <w:sz w:val="28"/>
           <w:szCs w:val="28"/>
         </w:rPr>
-        <w:t>Add a "lang" attribute to the opening &lt;html&gt; tag and set it to "</w:t>
-      </w:r>
-      <w:proofErr w:type="spellStart"/>
-      <w:r>
-        <w:rPr>
-          <w:rFonts w:ascii="Bahnschrift Light SemiCondensed" w:hAnsi="Bahnschrift Light SemiCondensed"/>
-          <w:sz w:val="28"/>
-          <w:szCs w:val="28"/>
-        </w:rPr>
-        <w:t>en</w:t>
-      </w:r>
-      <w:proofErr w:type="spellEnd"/>
-      <w:r>
-        <w:rPr>
-          <w:rFonts w:ascii="Bahnschrift Light SemiCondensed" w:hAnsi="Bahnschrift Light SemiCondensed"/>
-          <w:sz w:val="28"/>
-          <w:szCs w:val="28"/>
-        </w:rPr>
-        <w:t>".</w:t>
+        <w:t>Add a "lang" attribute to the opening &lt;html&gt; tag and set it to "en".</w:t>
       </w:r>
     </w:p>
     <w:p>
@@ -392,25 +356,7 @@
           <w:sz w:val="28"/>
           <w:szCs w:val="28"/>
         </w:rPr>
-        <w:t>Create a line break within a paragraph using the &lt;</w:t>
-      </w:r>
-      <w:proofErr w:type="spellStart"/>
-      <w:r>
-        <w:rPr>
-          <w:rFonts w:ascii="Bahnschrift Light SemiCondensed" w:hAnsi="Bahnschrift Light SemiCondensed"/>
-          <w:sz w:val="28"/>
-          <w:szCs w:val="28"/>
-        </w:rPr>
-        <w:t>br</w:t>
-      </w:r>
-      <w:proofErr w:type="spellEnd"/>
-      <w:r>
-        <w:rPr>
-          <w:rFonts w:ascii="Bahnschrift Light SemiCondensed" w:hAnsi="Bahnschrift Light SemiCondensed"/>
-          <w:sz w:val="28"/>
-          <w:szCs w:val="28"/>
-        </w:rPr>
-        <w:t>&gt; tag.</w:t>
+        <w:t>Create a line break within a paragraph using the &lt;br&gt; tag.</w:t>
       </w:r>
     </w:p>
     <w:p>
@@ -463,25 +409,7 @@
           <w:sz w:val="28"/>
           <w:szCs w:val="28"/>
         </w:rPr>
-        <w:t>Insert a horizontal rule (&lt;</w:t>
-      </w:r>
-      <w:proofErr w:type="spellStart"/>
-      <w:r>
-        <w:rPr>
-          <w:rFonts w:ascii="Bahnschrift Light SemiCondensed" w:hAnsi="Bahnschrift Light SemiCondensed"/>
-          <w:sz w:val="28"/>
-          <w:szCs w:val="28"/>
-        </w:rPr>
-        <w:t>hr</w:t>
-      </w:r>
-      <w:proofErr w:type="spellEnd"/>
-      <w:r>
-        <w:rPr>
-          <w:rFonts w:ascii="Bahnschrift Light SemiCondensed" w:hAnsi="Bahnschrift Light SemiCondensed"/>
-          <w:sz w:val="28"/>
-          <w:szCs w:val="28"/>
-        </w:rPr>
-        <w:t>&gt;) between two sections of your content.</w:t>
+        <w:t>Insert a horizontal rule (&lt;hr&gt;) between two sections of your content.</w:t>
       </w:r>
     </w:p>
     <w:p>
@@ -554,25 +482,7 @@
           <w:sz w:val="28"/>
           <w:szCs w:val="28"/>
         </w:rPr>
-        <w:t>Use the &lt;</w:t>
-      </w:r>
-      <w:proofErr w:type="spellStart"/>
-      <w:r>
-        <w:rPr>
-          <w:rFonts w:ascii="Bahnschrift Light SemiCondensed" w:hAnsi="Bahnschrift Light SemiCondensed"/>
-          <w:sz w:val="28"/>
-          <w:szCs w:val="28"/>
-        </w:rPr>
-        <w:t>em</w:t>
-      </w:r>
-      <w:proofErr w:type="spellEnd"/>
-      <w:r>
-        <w:rPr>
-          <w:rFonts w:ascii="Bahnschrift Light SemiCondensed" w:hAnsi="Bahnschrift Light SemiCondensed"/>
-          <w:sz w:val="28"/>
-          <w:szCs w:val="28"/>
-        </w:rPr>
-        <w:t>&gt; tag to emphasize another word.</w:t>
+        <w:t>Use the &lt;em&gt; tag to emphasize another word.</w:t>
       </w:r>
     </w:p>
     <w:p>
@@ -870,49 +780,6 @@
           <w:sz w:val="28"/>
           <w:szCs w:val="28"/>
         </w:rPr>
-        <w:t>Citations:</w:t>
-      </w:r>
-    </w:p>
-    <w:p>
-      <w:pPr>
-        <w:pStyle w:val="ListParagraph"/>
-        <w:numPr>
-          <w:ilvl w:val="0"/>
-          <w:numId w:val="12"/>
-        </w:numPr>
-        <w:rPr>
-          <w:rFonts w:ascii="Bahnschrift Light SemiCondensed" w:hAnsi="Bahnschrift Light SemiCondensed"/>
-          <w:sz w:val="28"/>
-          <w:szCs w:val="28"/>
-        </w:rPr>
-      </w:pPr>
-      <w:r>
-        <w:rPr>
-          <w:rFonts w:ascii="Bahnschrift Light SemiCondensed" w:hAnsi="Bahnschrift Light SemiCondensed"/>
-          <w:sz w:val="28"/>
-          <w:szCs w:val="28"/>
-        </w:rPr>
-        <w:t>How can you include a citation for a quote within a blockquote using HTML?</w:t>
-      </w:r>
-    </w:p>
-    <w:p>
-      <w:pPr>
-        <w:rPr>
-          <w:rFonts w:ascii="Bahnschrift Light SemiCondensed" w:hAnsi="Bahnschrift Light SemiCondensed"/>
-          <w:b/>
-          <w:bCs/>
-          <w:sz w:val="28"/>
-          <w:szCs w:val="28"/>
-        </w:rPr>
-      </w:pPr>
-      <w:r>
-        <w:rPr>
-          <w:rFonts w:ascii="Bahnschrift Light SemiCondensed" w:hAnsi="Bahnschrift Light SemiCondensed"/>
-          <w:b/>
-          <w:bCs/>
-          <w:sz w:val="28"/>
-          <w:szCs w:val="28"/>
-        </w:rPr>
         <w:t>Code:</w:t>
       </w:r>
     </w:p>
@@ -1022,46 +889,28 @@
           <w:sz w:val="28"/>
           <w:szCs w:val="28"/>
         </w:rPr>
-        <w:t>Achieve italic text without using the &lt;</w:t>
-      </w:r>
-      <w:proofErr w:type="spellStart"/>
-      <w:r>
-        <w:rPr>
-          <w:rFonts w:ascii="Bahnschrift Light SemiCondensed" w:hAnsi="Bahnschrift Light SemiCondensed"/>
-          <w:sz w:val="28"/>
-          <w:szCs w:val="28"/>
-        </w:rPr>
-        <w:t>em</w:t>
-      </w:r>
-      <w:proofErr w:type="spellEnd"/>
-      <w:r>
-        <w:rPr>
-          <w:rFonts w:ascii="Bahnschrift Light SemiCondensed" w:hAnsi="Bahnschrift Light SemiCondensed"/>
-          <w:sz w:val="28"/>
-          <w:szCs w:val="28"/>
-        </w:rPr>
-        <w:t>&gt; tag.</w:t>
-      </w:r>
-    </w:p>
-    <w:p>
-      <w:pPr>
-        <w:rPr>
-          <w:rFonts w:ascii="Bahnschrift Light SemiCondensed" w:hAnsi="Bahnschrift Light SemiCondensed"/>
-          <w:b/>
-          <w:bCs/>
-          <w:sz w:val="28"/>
-          <w:szCs w:val="28"/>
-        </w:rPr>
-      </w:pPr>
-      <w:r>
-        <w:rPr>
-          <w:rFonts w:ascii="Bahnschrift Light SemiCondensed" w:hAnsi="Bahnschrift Light SemiCondensed"/>
-          <w:b/>
-          <w:bCs/>
-          <w:sz w:val="28"/>
-          <w:szCs w:val="28"/>
-        </w:rPr>
-        <w:t>Definition List:</w:t>
+        <w:t>Achieve italic text without using the &lt;em&gt; tag.</w:t>
+      </w:r>
+    </w:p>
+    <w:p>
+      <w:pPr>
+        <w:rPr>
+          <w:rFonts w:ascii="Bahnschrift Light SemiCondensed" w:hAnsi="Bahnschrift Light SemiCondensed"/>
+          <w:b/>
+          <w:bCs/>
+          <w:sz w:val="28"/>
+          <w:szCs w:val="28"/>
+        </w:rPr>
+      </w:pPr>
+      <w:r>
+        <w:rPr>
+          <w:rFonts w:ascii="Bahnschrift Light SemiCondensed" w:hAnsi="Bahnschrift Light SemiCondensed"/>
+          <w:b/>
+          <w:bCs/>
+          <w:sz w:val="28"/>
+          <w:szCs w:val="28"/>
+        </w:rPr>
+        <w:t>Address:</w:t>
       </w:r>
     </w:p>
     <w:p>
@@ -1083,49 +932,6 @@
           <w:sz w:val="28"/>
           <w:szCs w:val="28"/>
         </w:rPr>
-        <w:t>How can you create a definition list in HTML, and what tags are involved?</w:t>
-      </w:r>
-    </w:p>
-    <w:p>
-      <w:pPr>
-        <w:rPr>
-          <w:rFonts w:ascii="Bahnschrift Light SemiCondensed" w:hAnsi="Bahnschrift Light SemiCondensed"/>
-          <w:b/>
-          <w:bCs/>
-          <w:sz w:val="28"/>
-          <w:szCs w:val="28"/>
-        </w:rPr>
-      </w:pPr>
-      <w:r>
-        <w:rPr>
-          <w:rFonts w:ascii="Bahnschrift Light SemiCondensed" w:hAnsi="Bahnschrift Light SemiCondensed"/>
-          <w:b/>
-          <w:bCs/>
-          <w:sz w:val="28"/>
-          <w:szCs w:val="28"/>
-        </w:rPr>
-        <w:t>Address:</w:t>
-      </w:r>
-    </w:p>
-    <w:p>
-      <w:pPr>
-        <w:pStyle w:val="ListParagraph"/>
-        <w:numPr>
-          <w:ilvl w:val="0"/>
-          <w:numId w:val="11"/>
-        </w:numPr>
-        <w:rPr>
-          <w:rFonts w:ascii="Bahnschrift Light SemiCondensed" w:hAnsi="Bahnschrift Light SemiCondensed"/>
-          <w:sz w:val="28"/>
-          <w:szCs w:val="28"/>
-        </w:rPr>
-      </w:pPr>
-      <w:r>
-        <w:rPr>
-          <w:rFonts w:ascii="Bahnschrift Light SemiCondensed" w:hAnsi="Bahnschrift Light SemiCondensed"/>
-          <w:sz w:val="28"/>
-          <w:szCs w:val="28"/>
-        </w:rPr>
         <w:t>What HTML tag can be used to display contact information or an address?</w:t>
       </w:r>
     </w:p>
@@ -1169,7 +975,6 @@
           <w:sz w:val="28"/>
           <w:szCs w:val="28"/>
         </w:rPr>
-        <w:lastRenderedPageBreak/>
         <w:t>Include the copyright symbol (©) in your HTML.</w:t>
       </w:r>
     </w:p>
